--- a/escape-room/lab-files/vault-standup-notes.docx
+++ b/escape-room/lab-files/vault-standup-notes.docx
@@ -173,12 +173,12 @@
         <w:pStyle w:val="ListBullet"/>
       </w:pPr>
       <w:r>
-        <w:t>The new Cowork rollout is on track; Workshop 3 is scheduled for this week</w:t>
+        <w:t>The new Cowork rollout is on track; Day 2 is scheduled for this week</w:t>
       </w:r>
     </w:p>
     <w:p>
       <w:r>
-        <w:t>ACTION: P. Chen — Distribute the Workshop 3 lab file pack to all participants before the session</w:t>
+        <w:t>ACTION: P. Chen — Distribute the Day 2 lab file pack to all participants before the session</w:t>
       </w:r>
     </w:p>
     <w:p/>
